--- a/appendices/appendix_d_analysis_code.docx
+++ b/appendices/appendix_d_analysis_code.docx
@@ -204,7 +204,7 @@
           <w:rFonts w:ascii="Times New Roman" w:hAnsi="Times New Roman"/>
           <w:sz w:val="24"/>
         </w:rPr>
-        <w:t>Kruskal-Wallis H test (scipy.stats.kruskal) followed by Dunn’s post-hoc test (scikit_posthocs.posthoc_dunn) with Bonferroni correction. Effect size: eta-squared = H / (N-1).</w:t>
+        <w:t>Kruskal-Wallis H test (scipy.stats.kruskal) followed by Mann–Whitney U pairwise comparisons with Bonferroni correction. Effect size: η² = (H − k + 1) / (N − k), where H is the Kruskal-Wallis statistic, k the number of groups, and N the total sample size (Tomczak &amp; Tomczak, 2014). Pairwise effect sizes reported as rank-biserial correlation r.</w:t>
       </w:r>
     </w:p>
     <w:p>

--- a/appendices/appendix_d_analysis_code.docx
+++ b/appendices/appendix_d_analysis_code.docx
@@ -293,7 +293,7 @@
           <w:i w:val="0"/>
           <w:sz w:val="24"/>
         </w:rPr>
-        <w:t>All data, scripts, and analysis outputs are maintained in a version-controlled Git repository available at https://github.com/ayothedoc3/masters-thesis (accessed 25 March 2026). The repository snapshot current at the time of submission contains the materials supporting the submitted thesis. The complete analysis can be reproduced by running: python analysis/run_analysis.py from the project root directory. The final audited input files are data/csv/master_dataset_corrected.csv and data/csv/second_rater_scores.csv. The script normalises common content-format label variants before analysis and writes all output files (figures, tables, and analysis_report.txt) to analysis/output/.</w:t>
+        <w:t>All data, scripts, and analysis outputs are maintained in a version-controlled Git repository available at https://github.com/ayothedoc3/masters-thesis (accessed 26 March 2026). The repository snapshot current at the time of submission contains the materials supporting the submitted thesis. The complete analysis can be reproduced by running: python analysis/run_analysis.py from the project root directory. The final audited input files are data/csv/master_dataset_corrected.csv and data/csv/second_rater_scores.csv. The final audited analytical sample contains 197 items: 50 websites, 50 YouTube videos, 47 TikTok videos, and 50 Instagram posts. The script normalises common content-format label variants before analysis and writes all output files (figures, tables, and analysis_report.txt) to analysis/output/.</w:t>
       </w:r>
     </w:p>
     <w:sectPr>

--- a/appendices/appendix_d_analysis_code.docx
+++ b/appendices/appendix_d_analysis_code.docx
@@ -232,7 +232,7 @@
           <w:rFonts w:ascii="Times New Roman" w:hAnsi="Times New Roman"/>
           <w:sz w:val="24"/>
         </w:rPr>
-        <w:t>Mann-Whitney U test (scipy.stats.mannwhitneyu) comparing professional vs. non-professional creators. Effect size: r = Z / sqrt(N).</w:t>
+        <w:t>Mann-Whitney U test (scipy.stats.mannwhitneyu) comparing professional vs. non-professional creators. Effect size: rank-biserial correlation.</w:t>
       </w:r>
     </w:p>
     <w:p>
